--- a/corpus/synthetic/layout-fidelity__012.docx
+++ b/corpus/synthetic/layout-fidelity__012.docx
@@ -18,11 +18,12 @@
 <file path=word/styles.xml><?xml version="1.0" encoding="utf-8"?>
 <w:styles xmlns:w="http://schemas.openxmlformats.org/wordprocessingml/2006/main">
   <w:docDefaults>
-    <w:pPrDefault>
-      <w:pPr>
-        <w:suppressAutoHyphens w:val="0"/>
-      </w:pPr>
-    </w:pPrDefault>
+    <w:rPrDefault>
+      <w:rPr>
+        <w:sz w:val="22"/>
+      </w:rPr>
+    </w:rPrDefault>
+    <w:pPrDefault/>
   </w:docDefaults>
 </w:styles>
 </file>